--- a/중국어_대화문/3부_docx/3부_10화_가처분_심문.docx
+++ b/중국어_대화문/3부_docx/3부_10화_가처분_심문.docx
@@ -29,7 +29,7 @@
         <w:t>배경:</w:t>
       </w:r>
       <w:r>
-        <w:t xml:space="preserve"> 2016년 7월 3일(일) 밤부터 7월 4일(월) 밤까지. 6월 27일에 접수한 '행위보전(가처분) 신청'—「龙潭水库」 시험 저수(수위 상승)를 중단하고 현재 수위(172m선)에서 동결해 달라는 신청—의 심문이 北原省 高级人民法院 민사 제3법정에서 열린다. 신청인은 严海生 등 대표 12명, 피신청인은 北原水务投资集团(水投). 시험 저수는 6월 30일에 시작되어 하루 35센티미터씩 오르고 있고, 柳坪乡 세 개 자연촌(上柳坪·渡口湾·石板滩)에는 협의서에 서명하지 않고 아직 사는 217가구가 있다. 沈知远은 소꿉친구 高明哲과 처음으로 법정 맞은편에 앉고, 严老汉은 말이 느려 직접 진술하지 못한 채 손으로 쓴 진술서를 苏敏이 낭독한다. 결정은 이날 나지 않는다.</w:t>
+        <w:t xml:space="preserve"> 2016년 7월 3일(일) 밤부터 7월 4일(월) 밤까지. 6월 27일에 접수한 '행위보전(가처분) 신청'—「龙潭水库」 시험 저수(수위 상승)를 중단하고 수위 172m선에서 동결해 달라는 신청—의 심문이 北原省 高级人民法院 민사 제3법정에서 열린다. 신청인은 严海生 등 대표 12명, 피신청인은 北原水务投资集团(水投). 시험 저수는 6월 30일에 시작되어 하루 35센티미터씩 오르고 있고, 柳坪乡 세 개 자연촌(上柳坪·渡口湾·石板滩)에는 협의서에 서명하지 않고 아직 사는 217가구가 있다. 沈知远은 소꿉친구 高明哲과 처음으로 법정 맞은편에 앉고, 严老汉은 말이 느려 직접 진술하지 못한 채 손으로 쓴 진술서를 苏敏이 낭독한다. 결정은 이날 나지 않는다.</w:t>
       </w:r>
     </w:p>
     <w:p>
@@ -345,7 +345,7 @@
         <w:t>唐雪:</w:t>
       </w:r>
       <w:r>
-        <w:t xml:space="preserve"> 石婶让我带来的。她说，小芽要是知道你们今天去法院，一定要塞点什么。小芽早上哭了一阵，说她也要去。</w:t>
+        <w:t xml:space="preserve"> 石婶让我带来的。小芽知道你们今天去法院，早上哭了一阵，说她也要去，石婶就让我把这个捎给你们。</w:t>
       </w:r>
     </w:p>
     <w:p>
@@ -429,7 +429,7 @@
     </w:p>
     <w:p>
       <w:r>
-        <w:t>(省城。法院大楼前的台阶上，两个法警守在安检门边。排队的人不多，沈知远和苏敏背着两个鼓鼓的案卷包，严老汉三个人跟在后面。对面一队：高明哲穿着深蓝色西装，旁边是一个拿着黑色公文包的中年人。)</w:t>
+        <w:t>(省城。法院大楼前的台阶上，两个法警守在安检门边。排队的人不多，沈知远和苏敏背着两个鼓鼓的案卷包，严老汉他们三人跟在后面。对面一队：高明哲穿着深蓝色西装，旁边是一个拿着黑色公文包的中年人。)</w:t>
       </w:r>
     </w:p>
     <w:p>
@@ -565,7 +565,7 @@
         <w:t>沈知远:</w:t>
       </w:r>
       <w:r>
-        <w:t xml:space="preserve"> (低声，对苏敏) 我们的原告席在左边。</w:t>
+        <w:t xml:space="preserve"> (低声，对苏敏) 我们的申请人席在左边。</w:t>
       </w:r>
     </w:p>
     <w:p>
@@ -622,7 +622,7 @@
         <w:t>庄法官:</w:t>
       </w:r>
       <w:r>
-        <w:t xml:space="preserve"> 现在进行北原省水务投资集团“龙潭水库扩容工程”行为保全听证。申请人严海生等十二人，被申请人北原水务投资集团。申请人，直接说你要什么。</w:t>
+        <w:t xml:space="preserve"> 现在进行关于北原水务投资集团“龙潭水库扩容工程”的行为保全听证。申请人严海生等十二人，被申请人北原水务投资集团。申请人，直接说你要什么。</w:t>
       </w:r>
     </w:p>
     <w:p>
@@ -721,12 +721,12 @@
         <w:t>沈知远:</w:t>
       </w:r>
       <w:r>
-        <w:t xml:space="preserve"> 水位每天上涨三十五公分。截至今早，水位一百七十三点四米，比被申请人三月通知里定的五月十五日一百七十二米，还高了一点四米。按这个速度，七月十七日前后，水会到石板滩第一排房子的门槛。那里还住着二百一十七户人家，没有一个人签字。</w:t>
+        <w:t xml:space="preserve"> 水位每天上涨三十五公分。截至今早，水位一百七十三点四米，比被申请人三月通知里定的五月十五日水位一百七十二米，还高了一点四米。按这个速度，七月十七日前后，水会到石板滩第一排房子的门槛。三个自然村还住着二百一十七户人家，没有一个人签字。</w:t>
       </w:r>
     </w:p>
     <w:p>
       <w:r>
-        <w:t>(庄静没有抬头，低头在纸上写了一行。书记员的键盘声跟着响了几下，又停了。)</w:t>
+        <w:t>(庄静没有抬头，只在纸上写了一行。书记员的键盘声跟着响了几下，又停了。)</w:t>
       </w:r>
     </w:p>
     <w:p>
@@ -1383,7 +1383,7 @@
         <w:t>苏敏:</w:t>
       </w:r>
       <w:r>
-        <w:t xml:space="preserve"> “水库，也是船。不同的是，这条船上，有四万人。他们没有上船，是被水推上来的。我们不是不让水来，我们只想，在水来之前，把我们的房子、田、坟，一样一样搬完。我们没有要多少钱，我们要的是，别人对我们怎样，我们也想别人对他们怎样。要是水投的老板，也有一个爹，也有一间老屋，请他先想一想，如果他是我，他愿意哪一天被水淹。”</w:t>
+        <w:t xml:space="preserve"> “水库，也是船。不同的是，这条船上，有四万人。他们没有上船，是被水推上来的。我们不是不让水来，我们只想，在水来之前，把我们的房子、田、坟，一样一样搬完。我们没要多少钱，我们要的，就是我爹教我的那一句。要是水投的老板，也有一个爹，也有一间老屋，请他先想一想，如果他是我，他愿意哪一天被水淹。”</w:t>
       </w:r>
     </w:p>
     <w:p>
@@ -1674,7 +1674,7 @@
         <w:t>高明哲:</w:t>
       </w:r>
       <w:r>
-        <w:t xml:space="preserve"> 说了。可是说完，心里很不是滋味。严师傅那份稿子……念到“石小芽”那句，我手里的笔，是掉了一下的。</w:t>
+        <w:t xml:space="preserve"> 说了。可是说完，心里很不是滋味。严师傅那份稿子，还有他最后补的那一句……我手里的笔，掉了一下。</w:t>
       </w:r>
     </w:p>
     <w:p>
@@ -1802,7 +1802,7 @@
     </w:p>
     <w:p>
       <w:r>
-        <w:t>(傍晚，中心。长途车晚点了，他们到东关街已经是七点。屋里灯亮着，座机放在桌上。李雨彤从接待桌后站起来，眼睛一亮，又迅速收住。茶桌上摆着一壶刚泡好的茶，已经凉了一半。)</w:t>
+        <w:t>(傍晚，中心。长途车晚点了，他们到东关街已经是七点。屋里灯亮着，座机放在桌上。李雨彤从接待桌后站起来，眼睛一亮，又迅速收住。茶桌上摆着一壶泡好的茶，已经凉了一半。)</w:t>
       </w:r>
     </w:p>
     <w:p>
@@ -2104,7 +2104,7 @@
         <w:t>『논어』 위령공편(卫灵公):</w:t>
       </w:r>
       <w:r>
-        <w:t xml:space="preserve"> «己所不欲，勿施于人» — 한국어 해설: '내가 하고 싶지 않은 일을 남에게 시키지 마라.' 공자가 평생 실천할 한마디를 묻는 자공에게 '서(恕)'라고 답하며 덧붙인 문장으로, 자기 처지를 거울 삼아 타인을 헤아리라는 뜻이다. 장면 7에서 글을 배우지 못한 严老汉이 사숙(私塾) 2년을 다녔던 아버지에게 배운 이 한 구절을 손으로 쓴 진술서에 적고, 苏敏이 법정에서 대신 읽는다. 배를 수리하며 '반 칸 물을 채워 새는지 시험한 뒤에야 물에 띄운다'는 그의 직업 경험이 이 구절의 실감을 만든다. 법정 공방(장면 4~6)이 끝난 뒤 판사의 침묵을 이끌어 내는 가장 낮은 목소리의 논거다.</w:t>
+        <w:t xml:space="preserve"> «己所不欲，勿施于人» — 한국어 해설: '내가 하고 싶지 않은 일을 남에게 시키지 마라.' 공자가 평생 실천할 한마디를 묻는 자공에게 '서(恕)'라고 답하며 덧붙인 문장으로, 자기 처지를 거울 삼아 타인을 헤아리라는 뜻이다. 장면 7에서 글을 많이 배우지 못한 严老汉이 사숙(私塾) 2년을 다녔던 아버지에게 배운 이 한 구절을 손으로 쓴 진술서에 적고, 苏敏이 법정에서 대신 읽는다. 배를 수리하며 '반 칸 물을 채워 새는지 시험한 뒤에야 물에 띄운다'는 그의 직업 경험이 이 구절의 실감을 만든다. 법정 공방(장면 4~6)이 끝난 뒤 판사의 침묵을 이끌어 내는 가장 낮은 목소리의 논거다.</w:t>
       </w:r>
     </w:p>
     <w:p>

--- a/중국어_대화문/3부_docx/3부_10화_가처분_심문.docx
+++ b/중국어_대화문/3부_docx/3부_10화_가처분_심문.docx
@@ -29,7 +29,7 @@
         <w:t>배경:</w:t>
       </w:r>
       <w:r>
-        <w:t xml:space="preserve"> 2016년 7월 3일(일) 밤부터 7월 4일(월) 밤까지. 6월 27일에 접수한 '행위보전(가처분) 신청'—「龙潭水库」 시험 저수(수위 상승)를 중단하고 수위 172m선에서 동결해 달라는 신청—의 심문이 北原省 高级人民法院 민사 제3법정에서 열린다. 신청인은 严海生 등 대표 12명, 피신청인은 北原水务投资集团(水投). 시험 저수는 6월 30일에 시작되어 하루 35센티미터씩 오르고 있고, 柳坪乡 세 개 자연촌(上柳坪·渡口湾·石板滩)에는 협의서에 서명하지 않고 아직 사는 217가구가 있다. 沈知远은 소꿉친구 高明哲과 처음으로 법정 맞은편에 앉고, 严老汉은 말이 느려 직접 진술하지 못한 채 손으로 쓴 진술서를 苏敏이 낭독한다. 결정은 이날 나지 않는다.</w:t>
+        <w:t xml:space="preserve"> 2016년 7월 3일(일) 밤부터 7월 4일(월) 밤까지. 6월 27일에 접수한 '행위보전(가처분) 신청'—「龙潭水库」 시험 저수를 7월 4일 아침 실측 수위 173.4m에서 동결하고 추가 저수를 즉시 중단해 달라는 신청(5월 15일 지시선 172m를 이미 넘어선 1.4m 분 포함)—의 심문이 北原省 高级人民法院 민사 제3법정에서 열린다. 신청인은 严海生 등 대표 12명, 피신청인은 北原水务投资集团(水投). 시험 저수는 6월 30일에 시작되어 하루 35센티미터씩 오르고 있고, 柳坪乡 세 개 자연촌(上柳坪·渡口湾·石板滩)에는 아직 이주하지 못한 217가구가 있고, 그중 37가구는 협의서에 서명한 적이 없다. 沈知远은 소꿉친구 高明哲과 처음으로 법정 맞은편에 앉고, 严老汉은 말이 느려 직접 진술하지 못한 채 손으로 쓴 진술서를 苏敏이 낭독한다. 결정은 이날 나지 않는다.</w:t>
       </w:r>
     </w:p>
     <w:p>
@@ -86,7 +86,7 @@
         <w:t>沈知远:</w:t>
       </w:r>
       <w:r>
-        <w:t xml:space="preserve"> (停住，笑了一下) 好。申请人要什么：在本案判决之前，被申请人暂停蓄水，水位冻结在一百七十二米线，不得再抬升。</w:t>
+        <w:t xml:space="preserve"> (停住，笑了一下) 好。申请人要什么：在本案判决之前，被申请人立即停止追加蓄水，水位冻结在明天早上的实测水位，不得再抬升。</w:t>
       </w:r>
     </w:p>
     <w:p>
@@ -201,7 +201,7 @@
         <w:t>李雨彤:</w:t>
       </w:r>
       <w:r>
-        <w:t xml:space="preserve"> (摘下眼镜，声音一下子软了) 严伯伯，我演过好几个法官了，我跟您说句实话，不是庄法官等不及，是我们这些年轻人等不及。您慢慢说，没有人会打断您。</w:t>
+        <w:t xml:space="preserve"> (摘下眼镜，声音一下子软了) 严大爷，我演过好几个法官了，我跟您说句实话，不是庄法官等不及，是我们这些年轻人等不及。您慢慢说，没有人会打断您。</w:t>
       </w:r>
     </w:p>
     <w:p>
@@ -245,7 +245,7 @@
         <w:t>沈知远:</w:t>
       </w:r>
       <w:r>
-        <w:t xml:space="preserve"> 不是稳不稳。是严伯伯写的每一个字，你都在场听着。</w:t>
+        <w:t xml:space="preserve"> 不是稳不稳。是严大爷写的每一个字，你都在场听着。</w:t>
       </w:r>
     </w:p>
     <w:p>
@@ -633,7 +633,7 @@
         <w:t>沈知远:</w:t>
       </w:r>
       <w:r>
-        <w:t xml:space="preserve"> (起身) 庄法官，申请人请求两项：第一，裁定被申请人自即日起暂停龙潭水库试验蓄水，水位冻结在一百七十二米线，不得再抬升；第二，暂停期间，保持现状，不得对柳坪乡上柳坪、渡口湾、石板滩三个自然村的未搬迁住户采取任何强制措施。</w:t>
+        <w:t xml:space="preserve"> (起身) 庄法官，申请人请求两项：第一，裁定被申请人自即日起立即停止追加蓄水，水位冻结在今天早上的实测水位一百七十三点四米，不得再抬升，该水位已超出被申请人五月十五日指示线一百七十二米的部分一并纳入保全范围；第二，暂停期间，保持现状，不得对柳坪乡上柳坪、渡口湾、石板滩三个自然村的未搬迁住户采取任何强制措施。</w:t>
       </w:r>
     </w:p>
     <w:p>
@@ -721,7 +721,7 @@
         <w:t>沈知远:</w:t>
       </w:r>
       <w:r>
-        <w:t xml:space="preserve"> 水位每天上涨三十五公分。截至今早，水位一百七十三点四米，比被申请人三月通知里定的五月十五日水位一百七十二米，还高了一点四米。按这个速度，七月十七日前后，水会到石板滩第一排房子的门槛。三个自然村还住着二百一十七户人家，没有一个人签字。</w:t>
+        <w:t xml:space="preserve"> 水位每天上涨三十五公分。截至今早，水位一百七十三点四米，比被申请人三月通知里定的五月十五日水位一百七十二米，还高了一点四米。按这个速度，七月十七日前后，水会到石板滩第一排房子的门槛。三个自然村还住着二百一十七户人家，其中三十七户，至今没有签过字。</w:t>
       </w:r>
     </w:p>
     <w:p>
@@ -1015,7 +1015,7 @@
         <w:t>庄法官:</w:t>
       </w:r>
       <w:r>
-        <w:t xml:space="preserve"> 我问几个问题，先问申请人。你们要求把水位冻结在一百七十二米。为什么是一百七十二米，不是一百七十米，不是一百七十四米？</w:t>
+        <w:t xml:space="preserve"> 我问几个问题，先问申请人。你们要求把水位冻结在今早的实测水位，一百七十三点四米。为什么冻结在这一点，不要求退回一百七十二米，也不是允许再涨到一百七十四米？</w:t>
       </w:r>
     </w:p>
     <w:p>
@@ -1026,7 +1026,7 @@
         <w:t>沈知远:</w:t>
       </w:r>
       <w:r>
-        <w:t xml:space="preserve"> 一百七十二米，是被申请人自己通知里定的五月十五日水位，也是未搬迁住户目前能承受的上限。再往上，未搬迁的三个自然村就进入淹没区。</w:t>
+        <w:t xml:space="preserve"> 一百七十三点四米，是今天早上的实测数。一百七十二米是被申请人自己通知里定的五月十五日指示线，现在已经超出一点四米。我们不要求退水，考虑的是下游防汛。但再往上，未搬迁的三个自然村就进入淹没区，所以只能到这里为止。</w:t>
       </w:r>
     </w:p>
     <w:p>
@@ -1037,7 +1037,7 @@
         <w:t>庄法官:</w:t>
       </w:r>
       <w:r>
-        <w:t xml:space="preserve"> 就是说，你们不反对蓄水本身。</w:t>
+        <w:t xml:space="preserve"> 就是说，你们不要求退水，也不反对蓄水本身。</w:t>
       </w:r>
     </w:p>
     <w:p>
@@ -1185,7 +1185,7 @@
         <w:t>苏敏:</w:t>
       </w:r>
       <w:r>
-        <w:t xml:space="preserve"> (起身，第一次开口) 庄法官，申请人十二人，原本以各自的房产证作担保，已提交。</w:t>
+        <w:t xml:space="preserve"> (起身，第一次开口) 庄法官，申请人十二人，已经把各自的房产证作为担保物提交了。</w:t>
       </w:r>
     </w:p>
     <w:p>
@@ -1234,7 +1234,7 @@
         <w:t>庄法官:</w:t>
       </w:r>
       <w:r>
-        <w:t xml:space="preserve"> 酌定二十万元，明日中午十二点前提交。</w:t>
+        <w:t xml:space="preserve"> 担保数额酌定二十万元。房产证先按评估价折抵，不足的部分，明日中午十二点前补足。</w:t>
       </w:r>
     </w:p>
     <w:p>
@@ -1351,7 +1351,7 @@
         <w:t>苏敏:</w:t>
       </w:r>
       <w:r>
-        <w:t xml:space="preserve"> “尊敬的法官：我叫严海生，六十五岁，柳坪乡渡口湾人。我打了四十年鱼，也修了四十年船。我没读过几年书，我爹念过两年私塾，我记得他教我最多的一句话，是‘己所不欲，勿施于人’。”</w:t>
+        <w:t xml:space="preserve"> “尊敬的法官：我叫严海生，六十五岁，柳坪乡上柳坪人。我年轻时打过鱼，后来修了四十年船。我没读过几年书，我爹念过两年私塾，我记得他教我最多的一句话，是‘己所不欲，勿施于人’。”</w:t>
       </w:r>
     </w:p>
     <w:p>
@@ -1868,7 +1868,7 @@
         <w:t>李雨彤:</w:t>
       </w:r>
       <w:r>
-        <w:t xml:space="preserve"> 严伯伯呢？</w:t>
+        <w:t xml:space="preserve"> 严大爷呢？</w:t>
       </w:r>
     </w:p>
     <w:p>
@@ -1911,7 +1911,7 @@
         <w:t>苏敏:</w:t>
       </w:r>
       <w:r>
-        <w:t xml:space="preserve"> 梅老师，没有当庭裁定。庄法官要我们明天中午前提交二十万元现金担保。</w:t>
+        <w:t xml:space="preserve"> 梅老师，没有当庭裁定。庄法官酌定担保二十万，房产证先折抵，不足的部分，要明天中午十二点前补足。</w:t>
       </w:r>
     </w:p>
     <w:p>
@@ -1922,7 +1922,7 @@
         <w:t>梅若兰:</w:t>
       </w:r>
       <w:r>
-        <w:t xml:space="preserve"> 二十万。(沉默了一下) 我这里有三万二，不够。</w:t>
+        <w:t xml:space="preserve"> 差额还不知道有多大。(沉默了一下) 我这里有三万二，也许不够。</w:t>
       </w:r>
     </w:p>
     <w:p>
@@ -1960,7 +1960,7 @@
         <w:t>钟老板:</w:t>
       </w:r>
       <w:r>
-        <w:t xml:space="preserve"> 沈律师！我听说你们明天要交二十万的担保。</w:t>
+        <w:t xml:space="preserve"> 沈律师！我听说你们明天中午前，要补担保的差额。</w:t>
       </w:r>
     </w:p>
     <w:p>
@@ -2058,7 +2058,7 @@
         <w:t>苏敏:</w:t>
       </w:r>
       <w:r>
-        <w:t xml:space="preserve"> (轻轻地) 严伯伯，您先坐，喝杯茶。</w:t>
+        <w:t xml:space="preserve"> (轻轻地) 严大爷，您先坐，喝杯茶。</w:t>
       </w:r>
     </w:p>
     <w:p>
